--- a/syllabi/DH_Syllabus.docx
+++ b/syllabi/DH_Syllabus.docx
@@ -11,7 +11,7 @@
           <w:b/>
           <w:sz w:val="32"/>
         </w:rPr>
-        <w:t>Digital Humanities: Natural Language Processing and Large Language Models for Historical Research</w:t>
+        <w:t>Natural Language Processing and Large Language Models for Historical Research</w:t>
       </w:r>
     </w:p>
     <w:p>
